--- a/src/ontouchstart/resume.docx
+++ b/src/ontouchstart/resume.docx
@@ -29,105 +29,13 @@
         <w:pStyle w:val="Body A"/>
         <w:jc w:val="center"/>
         <w:rPr>
+          <w:rStyle w:val="None"/>
+          <w:b w:val="1"/>
+          <w:bCs w:val="1"/>
           <w:sz w:val="22"/>
           <w:szCs w:val="22"/>
-          <w:vertAlign w:val="baseline"/>
-        </w:rPr>
-      </w:pPr>
-      <w:r>
-        <w:rPr>
-          <w:b w:val="1"/>
-          <w:bCs w:val="1"/>
-          <w:sz w:val="22"/>
-          <w:szCs w:val="22"/>
-          <w:rtl w:val="0"/>
-          <w:lang w:val="en-US"/>
-        </w:rPr>
-        <w:t>137 South Pleasant Ave</w:t>
-      </w:r>
-      <w:r>
-        <w:rPr>
-          <w:b w:val="1"/>
-          <w:bCs w:val="1"/>
-          <w:sz w:val="22"/>
-          <w:szCs w:val="22"/>
-          <w:vertAlign w:val="baseline"/>
-          <w:rtl w:val="0"/>
-          <w:lang w:val="da-DK"/>
-        </w:rPr>
-        <w:t xml:space="preserve"> ● </w:t>
-      </w:r>
-      <w:r>
-        <w:rPr>
-          <w:b w:val="1"/>
-          <w:bCs w:val="1"/>
-          <w:sz w:val="22"/>
-          <w:szCs w:val="22"/>
-          <w:vertAlign w:val="baseline"/>
-          <w:rtl w:val="0"/>
-          <w:lang w:val="nl-NL"/>
-        </w:rPr>
-        <w:t>Ridgewood, N</w:t>
-      </w:r>
-      <w:r>
-        <w:rPr>
-          <w:b w:val="1"/>
-          <w:bCs w:val="1"/>
-          <w:sz w:val="22"/>
-          <w:szCs w:val="22"/>
-          <w:rtl w:val="0"/>
-          <w:lang w:val="da-DK"/>
-        </w:rPr>
-        <w:t>J 07450</w:t>
-      </w:r>
-      <w:r>
-        <w:rPr>
-          <w:b w:val="1"/>
-          <w:bCs w:val="1"/>
-          <w:sz w:val="22"/>
-          <w:szCs w:val="22"/>
-          <w:vertAlign w:val="baseline"/>
-          <w:rtl w:val="0"/>
-          <w:lang w:val="da-DK"/>
-        </w:rPr>
-        <w:t xml:space="preserve"> </w:t>
-      </w:r>
-    </w:p>
-    <w:p>
-      <w:pPr>
-        <w:pStyle w:val="Body A"/>
-        <w:jc w:val="center"/>
-        <w:rPr>
-          <w:rStyle w:val="None"/>
-          <w:b w:val="1"/>
-          <w:bCs w:val="1"/>
-          <w:sz w:val="22"/>
-          <w:szCs w:val="22"/>
-        </w:rPr>
-      </w:pPr>
-      <w:r>
-        <w:rPr>
-          <w:b w:val="1"/>
-          <w:bCs w:val="1"/>
-          <w:sz w:val="22"/>
-          <w:szCs w:val="22"/>
-          <w:rtl w:val="0"/>
-          <w:lang w:val="da-DK"/>
-        </w:rPr>
-        <w:t>347.731.9536</w:t>
-      </w:r>
-      <w:r>
-        <w:rPr>
-          <w:b w:val="1"/>
-          <w:bCs w:val="1"/>
-          <w:sz w:val="22"/>
-          <w:szCs w:val="22"/>
-          <w:vertAlign w:val="baseline"/>
-          <w:rtl w:val="0"/>
-          <w:lang w:val="da-DK"/>
-        </w:rPr>
-        <w:t xml:space="preserve"> ● </w:t>
-      </w:r>
+        </w:rPr>
+      </w:pPr>
       <w:r>
         <w:rPr>
           <w:rStyle w:val="Hyperlink.0"/>
@@ -229,10 +137,23 @@
           <w:bCs w:val="1"/>
           <w:sz w:val="22"/>
           <w:szCs w:val="22"/>
-          <w:rtl w:val="0"/>
-          <w:lang w:val="da-DK"/>
-        </w:rPr>
-        <w:t xml:space="preserve">● </w:t>
+          <w:vertAlign w:val="baseline"/>
+          <w:rtl w:val="0"/>
+          <w:lang w:val="en-US"/>
+        </w:rPr>
+        <w:t>|</w:t>
+      </w:r>
+      <w:r>
+        <w:rPr>
+          <w:rStyle w:val="None"/>
+          <w:b w:val="1"/>
+          <w:bCs w:val="1"/>
+          <w:sz w:val="22"/>
+          <w:szCs w:val="22"/>
+          <w:rtl w:val="0"/>
+          <w:lang w:val="da-DK"/>
+        </w:rPr>
+        <w:t xml:space="preserve"> </w:t>
       </w:r>
       <w:r>
         <w:rPr>
@@ -335,13 +256,25 @@
           <w:sz w:val="22"/>
           <w:szCs w:val="22"/>
           <w:rtl w:val="0"/>
-          <w:lang w:val="da-DK"/>
-        </w:rPr>
-        <w:t xml:space="preserve">● </w:t>
-      </w:r>
-      <w:r>
-        <w:rPr>
-          <w:rStyle w:val="Hyperlink.1"/>
+          <w:lang w:val="en-US"/>
+        </w:rPr>
+        <w:t>|</w:t>
+      </w:r>
+      <w:r>
+        <w:rPr>
+          <w:rStyle w:val="None"/>
+          <w:b w:val="1"/>
+          <w:bCs w:val="1"/>
+          <w:sz w:val="22"/>
+          <w:szCs w:val="22"/>
+          <w:rtl w:val="0"/>
+          <w:lang w:val="da-DK"/>
+        </w:rPr>
+        <w:t xml:space="preserve"> </w:t>
+      </w:r>
+      <w:r>
+        <w:rPr>
+          <w:rStyle w:val="Hyperlink.0"/>
           <w:b w:val="1"/>
           <w:bCs w:val="1"/>
           <w:outline w:val="0"/>
@@ -360,7 +293,7 @@
       </w:r>
       <w:r>
         <w:rPr>
-          <w:rStyle w:val="Hyperlink.1"/>
+          <w:rStyle w:val="Hyperlink.0"/>
           <w:b w:val="1"/>
           <w:bCs w:val="1"/>
           <w:outline w:val="0"/>
@@ -379,7 +312,7 @@
       </w:r>
       <w:r>
         <w:rPr>
-          <w:rStyle w:val="Hyperlink.1"/>
+          <w:rStyle w:val="Hyperlink.0"/>
           <w:b w:val="1"/>
           <w:bCs w:val="1"/>
           <w:outline w:val="0"/>
@@ -398,7 +331,7 @@
       </w:r>
       <w:r>
         <w:rPr>
-          <w:rStyle w:val="Hyperlink.1"/>
+          <w:rStyle w:val="Hyperlink.0"/>
           <w:b w:val="1"/>
           <w:bCs w:val="1"/>
           <w:outline w:val="0"/>
@@ -2568,27 +2501,6 @@
     <w:name w:val="Hyperlink.0"/>
     <w:basedOn w:val="None"/>
     <w:next w:val="Hyperlink.0"/>
-    <w:rPr>
-      <w:rFonts w:ascii="Times New Roman" w:cs="Times New Roman" w:hAnsi="Times New Roman" w:eastAsia="Times New Roman"/>
-      <w:b w:val="1"/>
-      <w:bCs w:val="1"/>
-      <w:outline w:val="0"/>
-      <w:color w:val="1155cc"/>
-      <w:sz w:val="22"/>
-      <w:szCs w:val="22"/>
-      <w:u w:val="single" w:color="1155cc"/>
-      <w:lang w:val="en-US"/>
-      <w14:textFill>
-        <w14:solidFill>
-          <w14:srgbClr w14:val="1155CC"/>
-        </w14:solidFill>
-      </w14:textFill>
-    </w:rPr>
-  </w:style>
-  <w:style w:type="character" w:styleId="Hyperlink.1">
-    <w:name w:val="Hyperlink.1"/>
-    <w:basedOn w:val="None"/>
-    <w:next w:val="Hyperlink.1"/>
     <w:rPr>
       <w:rFonts w:ascii="Times New Roman" w:cs="Times New Roman" w:hAnsi="Times New Roman" w:eastAsia="Times New Roman"/>
       <w:b w:val="1"/>

--- a/src/ontouchstart/resume.docx
+++ b/src/ontouchstart/resume.docx
@@ -246,19 +246,7 @@
           <w:rtl w:val="0"/>
           <w:lang w:val="en-US"/>
         </w:rPr>
-        <w:t xml:space="preserve"> </w:t>
-      </w:r>
-      <w:r>
-        <w:rPr>
-          <w:rStyle w:val="None"/>
-          <w:b w:val="1"/>
-          <w:bCs w:val="1"/>
-          <w:sz w:val="22"/>
-          <w:szCs w:val="22"/>
-          <w:rtl w:val="0"/>
-          <w:lang w:val="en-US"/>
-        </w:rPr>
-        <w:t>|</w:t>
+        <w:t xml:space="preserve"> |</w:t>
       </w:r>
       <w:r>
         <w:rPr>
@@ -428,7 +416,47 @@
           <w:rtl w:val="0"/>
           <w:lang w:val="en-US"/>
         </w:rPr>
-        <w:t>I have been building software since scientific computing in the early days of Word Wide Web, developed and maintained platforms</w:t>
+        <w:t xml:space="preserve">I have been building software </w:t>
+      </w:r>
+      <w:r>
+        <w:rPr>
+          <w:rStyle w:val="None"/>
+          <w:sz w:val="18"/>
+          <w:szCs w:val="18"/>
+          <w:rtl w:val="0"/>
+          <w:lang w:val="en-US"/>
+        </w:rPr>
+        <w:t>for</w:t>
+      </w:r>
+      <w:r>
+        <w:rPr>
+          <w:rStyle w:val="None"/>
+          <w:sz w:val="18"/>
+          <w:szCs w:val="18"/>
+          <w:rtl w:val="0"/>
+          <w:lang w:val="en-US"/>
+        </w:rPr>
+        <w:t xml:space="preserve"> scientific computing </w:t>
+      </w:r>
+      <w:r>
+        <w:rPr>
+          <w:rStyle w:val="None"/>
+          <w:sz w:val="18"/>
+          <w:szCs w:val="18"/>
+          <w:rtl w:val="0"/>
+          <w:lang w:val="en-US"/>
+        </w:rPr>
+        <w:t>since</w:t>
+      </w:r>
+      <w:r>
+        <w:rPr>
+          <w:rStyle w:val="None"/>
+          <w:sz w:val="18"/>
+          <w:szCs w:val="18"/>
+          <w:rtl w:val="0"/>
+          <w:lang w:val="en-US"/>
+        </w:rPr>
+        <w:t xml:space="preserve"> the early days of Word Wide Web, developed and maintained platforms</w:t>
       </w:r>
       <w:r>
         <w:rPr>
@@ -468,7 +496,137 @@
           <w:rtl w:val="0"/>
           <w:lang w:val="en-US"/>
         </w:rPr>
-        <w:t xml:space="preserve">With the boom of wireless Internet, mobile apps, rich web applications and AI, my career is always on the cutting edge software development, engineering and AI tooling from technology solutions for small business and non-profit, to </w:t>
+        <w:t>With the</w:t>
+      </w:r>
+      <w:r>
+        <w:rPr>
+          <w:rStyle w:val="None"/>
+          <w:sz w:val="18"/>
+          <w:szCs w:val="18"/>
+          <w:rtl w:val="0"/>
+          <w:lang w:val="en-US"/>
+        </w:rPr>
+        <w:t xml:space="preserve"> advance</w:t>
+      </w:r>
+      <w:r>
+        <w:rPr>
+          <w:rStyle w:val="None"/>
+          <w:sz w:val="18"/>
+          <w:szCs w:val="18"/>
+          <w:rtl w:val="0"/>
+          <w:lang w:val="en-US"/>
+        </w:rPr>
+        <w:t xml:space="preserve"> of wireless Internet, mobile apps, rich web applications and AI, </w:t>
+      </w:r>
+      <w:r>
+        <w:rPr>
+          <w:rStyle w:val="None"/>
+          <w:sz w:val="18"/>
+          <w:szCs w:val="18"/>
+          <w:rtl w:val="0"/>
+          <w:lang w:val="en-US"/>
+        </w:rPr>
+        <w:t xml:space="preserve">I keep an innovative </w:t>
+      </w:r>
+      <w:r>
+        <w:rPr>
+          <w:rStyle w:val="None"/>
+          <w:sz w:val="18"/>
+          <w:szCs w:val="18"/>
+          <w:rtl w:val="0"/>
+          <w:lang w:val="en-US"/>
+        </w:rPr>
+        <w:t xml:space="preserve">career </w:t>
+      </w:r>
+      <w:r>
+        <w:rPr>
+          <w:rStyle w:val="None"/>
+          <w:sz w:val="18"/>
+          <w:szCs w:val="18"/>
+          <w:rtl w:val="0"/>
+          <w:lang w:val="en-US"/>
+        </w:rPr>
+        <w:t>in</w:t>
+      </w:r>
+      <w:r>
+        <w:rPr>
+          <w:rStyle w:val="None"/>
+          <w:sz w:val="18"/>
+          <w:szCs w:val="18"/>
+          <w:rtl w:val="0"/>
+          <w:lang w:val="en-US"/>
+        </w:rPr>
+        <w:t xml:space="preserve"> software development, engineering and tooling from </w:t>
+      </w:r>
+      <w:r>
+        <w:rPr>
+          <w:rStyle w:val="None"/>
+          <w:sz w:val="18"/>
+          <w:szCs w:val="18"/>
+          <w:rtl w:val="0"/>
+          <w:lang w:val="en-US"/>
+        </w:rPr>
+        <w:t xml:space="preserve">providing </w:t>
+      </w:r>
+      <w:r>
+        <w:rPr>
+          <w:rStyle w:val="None"/>
+          <w:sz w:val="18"/>
+          <w:szCs w:val="18"/>
+          <w:rtl w:val="0"/>
+          <w:lang w:val="en-US"/>
+        </w:rPr>
+        <w:t>technology solutions for small business</w:t>
+      </w:r>
+      <w:r>
+        <w:rPr>
+          <w:rStyle w:val="None"/>
+          <w:sz w:val="18"/>
+          <w:szCs w:val="18"/>
+          <w:rtl w:val="0"/>
+          <w:lang w:val="en-US"/>
+        </w:rPr>
+        <w:t>/</w:t>
+      </w:r>
+      <w:r>
+        <w:rPr>
+          <w:rStyle w:val="None"/>
+          <w:sz w:val="18"/>
+          <w:szCs w:val="18"/>
+          <w:rtl w:val="0"/>
+          <w:lang w:val="en-US"/>
+        </w:rPr>
+        <w:t>non-profit</w:t>
+      </w:r>
+      <w:r>
+        <w:rPr>
+          <w:rStyle w:val="None"/>
+          <w:sz w:val="18"/>
+          <w:szCs w:val="18"/>
+          <w:rtl w:val="0"/>
+          <w:lang w:val="en-US"/>
+        </w:rPr>
+        <w:t xml:space="preserve"> organizations</w:t>
+      </w:r>
+      <w:r>
+        <w:rPr>
+          <w:rStyle w:val="None"/>
+          <w:sz w:val="18"/>
+          <w:szCs w:val="18"/>
+          <w:rtl w:val="0"/>
+          <w:lang w:val="en-US"/>
+        </w:rPr>
+        <w:t xml:space="preserve"> to </w:t>
+      </w:r>
+      <w:r>
+        <w:rPr>
+          <w:rStyle w:val="None"/>
+          <w:sz w:val="18"/>
+          <w:szCs w:val="18"/>
+          <w:rtl w:val="0"/>
+          <w:lang w:val="en-US"/>
+        </w:rPr>
+        <w:t xml:space="preserve">technology </w:t>
       </w:r>
       <w:r>
         <w:rPr>
@@ -478,7 +636,17 @@
           <w:rtl w:val="0"/>
           <w:lang w:val="fr-FR"/>
         </w:rPr>
-        <w:t>innovation consultancies</w:t>
+        <w:t>consult</w:t>
+      </w:r>
+      <w:r>
+        <w:rPr>
+          <w:rStyle w:val="None"/>
+          <w:sz w:val="18"/>
+          <w:szCs w:val="18"/>
+          <w:rtl w:val="0"/>
+          <w:lang w:val="en-US"/>
+        </w:rPr>
+        <w:t>ing</w:t>
       </w:r>
       <w:r>
         <w:rPr>
@@ -496,9 +664,9 @@
           <w:sz w:val="18"/>
           <w:szCs w:val="18"/>
           <w:rtl w:val="0"/>
-          <w:lang w:val="da-DK"/>
-        </w:rPr>
-        <w:t>.</w:t>
+          <w:lang w:val="en-US"/>
+        </w:rPr>
+        <w:t xml:space="preserve"> engineering.</w:t>
       </w:r>
     </w:p>
     <w:p>
